--- a/t31_s1.docx
+++ b/t31_s1.docx
@@ -3,2348 +3,998 @@
 <w:document xmlns:wpc="http://schemas.microsoft.com/office/word/2010/wordprocessingCanvas" xmlns:mo="http://schemas.microsoft.com/office/mac/office/2008/main" xmlns:mc="http://schemas.openxmlformats.org/markup-compatibility/2006" xmlns:mv="urn:schemas-microsoft-com:mac:vml" xmlns:o="urn:schemas-microsoft-com:office:office" xmlns:r="http://schemas.openxmlformats.org/officeDocument/2006/relationships" xmlns:m="http://schemas.openxmlformats.org/officeDocument/2006/math" xmlns:v="urn:schemas-microsoft-com:vml" xmlns:wp14="http://schemas.microsoft.com/office/word/2010/wordprocessingDrawing" xmlns:wp="http://schemas.openxmlformats.org/drawingml/2006/wordprocessingDrawing" xmlns:w10="urn:schemas-microsoft-com:office:word" xmlns:w="http://schemas.openxmlformats.org/wordprocessingml/2006/main" xmlns:w14="http://schemas.microsoft.com/office/word/2010/wordml" xmlns:wpg="http://schemas.microsoft.com/office/word/2010/wordprocessingGroup" xmlns:wpi="http://schemas.microsoft.com/office/word/2010/wordprocessingInk" xmlns:wne="http://schemas.microsoft.com/office/word/2006/wordml" xmlns:wps="http://schemas.microsoft.com/office/word/2010/wordprocessingShape" mc:Ignorable="w14 wp14">
   <w:body>
     <w:p>
-      <w:pPr>
-        <w:spacing w:after="40" w:before="120"/>
-      </w:pPr>
       <w:r>
-        <w:rPr>
-          <w:b w:val="0"/>
-          <w:i w:val="0"/>
-          <w:sz w:val="22"/>
-        </w:rPr>
-        <w:t>Question: A client with angina reports chest discomfort that occurs with exertion and is relieved by rest and sublingual nitroglycerin within a few minutes. Which type of angina is this?</w:t>
+        <w:t xml:space="preserve">Question: A client is admitted with acute gastroenteritis and is receiving IV fluids. Which assessment finding indicates that the client's condition is improving?</w:t>
       </w:r>
     </w:p>
     <w:p>
-      <w:pPr>
-        <w:spacing w:after="0" w:before="0"/>
-      </w:pPr>
       <w:r>
-        <w:rPr>
-          <w:b w:val="0"/>
-          <w:i w:val="0"/>
-          <w:sz w:val="22"/>
-        </w:rPr>
-        <w:t>(a) Stable angina</w:t>
+        <w:t xml:space="preserve">(a) Urine output of 50 mL/hour</w:t>
       </w:r>
     </w:p>
     <w:p>
-      <w:pPr>
-        <w:spacing w:after="0" w:before="0"/>
-      </w:pPr>
       <w:r>
-        <w:rPr>
-          <w:b w:val="0"/>
-          <w:i w:val="0"/>
-          <w:sz w:val="22"/>
-        </w:rPr>
-        <w:t>(b) Unstable angina</w:t>
+        <w:t xml:space="preserve">(b) Dry mucous membranes</w:t>
       </w:r>
     </w:p>
     <w:p>
-      <w:pPr>
-        <w:spacing w:after="0" w:before="0"/>
-      </w:pPr>
       <w:r>
-        <w:rPr>
-          <w:b w:val="0"/>
-          <w:i w:val="0"/>
-          <w:sz w:val="22"/>
-        </w:rPr>
-        <w:t>(c) Variant (Prinzmetal) angina</w:t>
+        <w:t xml:space="preserve">(c) Increased thirst</w:t>
       </w:r>
     </w:p>
     <w:p>
-      <w:pPr>
-        <w:spacing w:after="0" w:before="0"/>
-      </w:pPr>
       <w:r>
-        <w:rPr>
-          <w:b w:val="0"/>
-          <w:i w:val="0"/>
-          <w:sz w:val="22"/>
-        </w:rPr>
-        <w:t>(d) Silent ischemia</w:t>
+        <w:t xml:space="preserve">(d) Sunken eyes</w:t>
       </w:r>
     </w:p>
     <w:p>
-      <w:pPr>
-        <w:spacing w:after="0" w:before="40"/>
-      </w:pPr>
       <w:r>
-        <w:rPr>
-          <w:b/>
-          <w:i w:val="0"/>
-          <w:sz w:val="22"/>
-        </w:rPr>
-        <w:t>Answer: a</w:t>
+        <w:t xml:space="preserve">Answer: a</w:t>
       </w:r>
     </w:p>
     <w:p>
-      <w:pPr>
-        <w:spacing w:after="0" w:before="0"/>
-      </w:pPr>
       <w:r>
-        <w:rPr>
-          <w:b w:val="0"/>
-          <w:i w:val="0"/>
-          <w:sz w:val="21"/>
-        </w:rPr>
-        <w:t>Solution: Stable angina is predictable chest discomfort brought on by exertion or stress and relieved by rest or nitroglycerin; it reflects fixed coronary stenosis with a consistent threshold. Unstable angina occurs at rest or with increasing frequency and is a medical emergency, and variant angina is caused by coronary spasm, often at rest.</w:t>
+        <w:t xml:space="preserve">Solution: Adequate urine output (at least 30 mL/hour) indicates improved hydration and renal perfusion. Dry mucous membranes, thirst, and sunken eyes are signs of continuing dehydration.</w:t>
       </w:r>
     </w:p>
     <w:p>
-      <w:pPr>
-        <w:spacing w:after="0" w:before="0"/>
-      </w:pPr>
       <w:r>
-        <w:rPr>
-          <w:b w:val="0"/>
-          <w:i w:val="0"/>
-          <w:sz w:val="20"/>
-        </w:rPr>
-        <w:t>Positive Marks: 1</w:t>
+        <w:t xml:space="preserve">Positive Marks: 1</w:t>
       </w:r>
     </w:p>
     <w:p>
-      <w:pPr>
-        <w:spacing w:after="160" w:before="0"/>
-      </w:pPr>
       <w:r>
-        <w:rPr>
-          <w:b w:val="0"/>
-          <w:i w:val="0"/>
-          <w:sz w:val="20"/>
-        </w:rPr>
-        <w:t>Negative Marks: 0.25</w:t>
+        <w:t xml:space="preserve">Negative Marks: 0.25</w:t>
       </w:r>
     </w:p>
     <w:p>
-      <w:pPr>
-        <w:spacing w:after="40" w:before="120"/>
-      </w:pPr>
       <w:r>
-        <w:rPr>
-          <w:b w:val="0"/>
-          <w:i w:val="0"/>
-          <w:sz w:val="22"/>
-        </w:rPr>
-        <w:t>Question: A client with type 2 diabetes reports feeling shaky, sweaty, and confused before lunch, and the blood glucose is 52 mg/dL. Which is the immediate nursing action?</w:t>
+        <w:t xml:space="preserve"/>
       </w:r>
     </w:p>
     <w:p>
-      <w:pPr>
-        <w:spacing w:after="0" w:before="0"/>
-      </w:pPr>
       <w:r>
-        <w:rPr>
-          <w:b w:val="0"/>
-          <w:i w:val="0"/>
-          <w:sz w:val="22"/>
-        </w:rPr>
-        <w:t>(a) Give 15 g of fast-acting carbohydrate and recheck the glucose in 15 minutes</w:t>
+        <w:t xml:space="preserve">Question: A nurse is preparing to administer an intradermal injection for a tuberculin skin test. The correct angle of insertion is:</w:t>
       </w:r>
     </w:p>
     <w:p>
-      <w:pPr>
-        <w:spacing w:after="0" w:before="0"/>
-      </w:pPr>
       <w:r>
-        <w:rPr>
-          <w:b w:val="0"/>
-          <w:i w:val="0"/>
-          <w:sz w:val="22"/>
-        </w:rPr>
-        <w:t>(b) Give a glass of water and wait for the next meal</w:t>
+        <w:t xml:space="preserve">(a) 10–15 degrees</w:t>
       </w:r>
     </w:p>
     <w:p>
-      <w:pPr>
-        <w:spacing w:after="0" w:before="0"/>
-      </w:pPr>
       <w:r>
-        <w:rPr>
-          <w:b w:val="0"/>
-          <w:i w:val="0"/>
-          <w:sz w:val="22"/>
-        </w:rPr>
-        <w:t>(c) Administer the prescribed rapid-acting insulin</w:t>
+        <w:t xml:space="preserve">(b) 45 degrees</w:t>
       </w:r>
     </w:p>
     <w:p>
-      <w:pPr>
-        <w:spacing w:after="0" w:before="0"/>
-      </w:pPr>
       <w:r>
-        <w:rPr>
-          <w:b w:val="0"/>
-          <w:i w:val="0"/>
-          <w:sz w:val="22"/>
-        </w:rPr>
-        <w:t>(d) Encourage the client to walk to raise the glucose</w:t>
+        <w:t xml:space="preserve">(c) 90 degrees</w:t>
       </w:r>
     </w:p>
     <w:p>
-      <w:pPr>
-        <w:spacing w:after="0" w:before="40"/>
-      </w:pPr>
       <w:r>
-        <w:rPr>
-          <w:b/>
-          <w:i w:val="0"/>
-          <w:sz w:val="22"/>
-        </w:rPr>
-        <w:t>Answer: a</w:t>
+        <w:t xml:space="preserve">(d) 30 degrees</w:t>
       </w:r>
     </w:p>
     <w:p>
-      <w:pPr>
-        <w:spacing w:after="0" w:before="0"/>
-      </w:pPr>
       <w:r>
-        <w:rPr>
-          <w:b w:val="0"/>
-          <w:i w:val="0"/>
-          <w:sz w:val="21"/>
-        </w:rPr>
-        <w:t>Solution: Hypoglycemia is treated with the rule of 15: give about 15 g of fast-acting carbohydrate (4 ounces of juice, 3-4 glucose tablets) and recheck blood glucose in 15 minutes, repeating until the glucose is above 70 mg/dL, then follow with a snack containing protein. Insulin is contraindicated, water and walking do not raise glucose, and waiting risks severe hypoglycemia.</w:t>
+        <w:t xml:space="preserve">Answer: a</w:t>
       </w:r>
     </w:p>
     <w:p>
-      <w:pPr>
-        <w:spacing w:after="0" w:before="0"/>
-      </w:pPr>
       <w:r>
-        <w:rPr>
-          <w:b w:val="0"/>
-          <w:i w:val="0"/>
-          <w:sz w:val="20"/>
-        </w:rPr>
-        <w:t>Positive Marks: 1</w:t>
+        <w:t xml:space="preserve">Solution: Intradermal injections are given at a 10–15 degree angle, just under the epidermis, forming a small wheal. Subcutaneous injections use 45 degrees, and intramuscular injections use 90 degrees.</w:t>
       </w:r>
     </w:p>
     <w:p>
-      <w:pPr>
-        <w:spacing w:after="160" w:before="0"/>
-      </w:pPr>
       <w:r>
-        <w:rPr>
-          <w:b w:val="0"/>
-          <w:i w:val="0"/>
-          <w:sz w:val="20"/>
-        </w:rPr>
-        <w:t>Negative Marks: 0.25</w:t>
+        <w:t xml:space="preserve">Positive Marks: 1</w:t>
       </w:r>
     </w:p>
     <w:p>
-      <w:pPr>
-        <w:spacing w:after="40" w:before="120"/>
-      </w:pPr>
       <w:r>
-        <w:rPr>
-          <w:b w:val="0"/>
-          <w:i w:val="0"/>
-          <w:sz w:val="22"/>
-        </w:rPr>
-        <w:t>Question: A client with pneumonia has a temperature of 39.5°C, a productive cough with rust-colored sputum, and crackles over the right lower lobe. Which nursing intervention is a priority?</w:t>
+        <w:t xml:space="preserve">Negative Marks: 0.25</w:t>
       </w:r>
     </w:p>
     <w:p>
-      <w:pPr>
-        <w:spacing w:after="0" w:before="0"/>
-      </w:pPr>
       <w:r>
-        <w:rPr>
-          <w:b w:val="0"/>
-          <w:i w:val="0"/>
-          <w:sz w:val="22"/>
-        </w:rPr>
-        <w:t>(a) Administer oxygen as ordered and encourage deep breathing, coughing, and adequate fluids</w:t>
+        <w:t xml:space="preserve"/>
       </w:r>
     </w:p>
     <w:p>
-      <w:pPr>
-        <w:spacing w:after="0" w:before="0"/>
-      </w:pPr>
       <w:r>
-        <w:rPr>
-          <w:b w:val="0"/>
-          <w:i w:val="0"/>
-          <w:sz w:val="22"/>
-        </w:rPr>
-        <w:t>(b) Restrict fluids to reduce sputum production</w:t>
+        <w:t xml:space="preserve">Question: A client with a diagnosis of hypokalemia is prescribed oral potassium supplements. Which instruction should the nurse include?</w:t>
       </w:r>
     </w:p>
     <w:p>
-      <w:pPr>
-        <w:spacing w:after="0" w:before="0"/>
-      </w:pPr>
       <w:r>
-        <w:rPr>
-          <w:b w:val="0"/>
-          <w:i w:val="0"/>
-          <w:sz w:val="22"/>
-        </w:rPr>
-        <w:t>(c) Keep the client supine to rest the lungs</w:t>
+        <w:t xml:space="preserve">(a) Take the potassium with a full glass of water or juice</w:t>
       </w:r>
     </w:p>
     <w:p>
-      <w:pPr>
-        <w:spacing w:after="0" w:before="0"/>
-      </w:pPr>
       <w:r>
-        <w:rPr>
-          <w:b w:val="0"/>
-          <w:i w:val="0"/>
-          <w:sz w:val="22"/>
-        </w:rPr>
-        <w:t>(d) Withhold antipyretics until the sputum culture is collected</w:t>
+        <w:t xml:space="preserve">(b) Swallow the tablet dry without water</w:t>
       </w:r>
     </w:p>
     <w:p>
-      <w:pPr>
-        <w:spacing w:after="0" w:before="40"/>
-      </w:pPr>
       <w:r>
-        <w:rPr>
-          <w:b/>
-          <w:i w:val="0"/>
-          <w:sz w:val="22"/>
-        </w:rPr>
-        <w:t>Answer: a</w:t>
+        <w:t xml:space="preserve">(c) Crush the sustained-release tablet</w:t>
       </w:r>
     </w:p>
     <w:p>
-      <w:pPr>
-        <w:spacing w:after="0" w:before="0"/>
-      </w:pPr>
       <w:r>
-        <w:rPr>
-          <w:b w:val="0"/>
-          <w:i w:val="0"/>
-          <w:sz w:val="21"/>
-        </w:rPr>
-        <w:t>Solution: In pneumonia, the priorities are maintaining oxygenation with oxygen as ordered, promoting airway clearance through deep breathing, coughing, and hydration, and monitoring for respiratory failure. Fluids thin secretions, and the semi-Fowler position rather than supine improves ventilation; antipyretics can be given for comfort and to reduce oxygen demand.</w:t>
+        <w:t xml:space="preserve">(d) Take potassium on an empty stomach only</w:t>
       </w:r>
     </w:p>
     <w:p>
-      <w:pPr>
-        <w:spacing w:after="0" w:before="0"/>
-      </w:pPr>
       <w:r>
-        <w:rPr>
-          <w:b w:val="0"/>
-          <w:i w:val="0"/>
-          <w:sz w:val="20"/>
-        </w:rPr>
-        <w:t>Positive Marks: 1</w:t>
+        <w:t xml:space="preserve">Answer: a</w:t>
       </w:r>
     </w:p>
     <w:p>
-      <w:pPr>
-        <w:spacing w:after="160" w:before="0"/>
-      </w:pPr>
       <w:r>
-        <w:rPr>
-          <w:b w:val="0"/>
-          <w:i w:val="0"/>
-          <w:sz w:val="20"/>
-        </w:rPr>
-        <w:t>Negative Marks: 0.25</w:t>
+        <w:t xml:space="preserve">Solution: Oral potassium should be taken with a full glass of water or juice to dilute it and reduce gastric irritation. Sustained-release tablets are never crushed or chewed.</w:t>
       </w:r>
     </w:p>
     <w:p>
-      <w:pPr>
-        <w:spacing w:after="40" w:before="120"/>
-      </w:pPr>
       <w:r>
-        <w:rPr>
-          <w:b w:val="0"/>
-          <w:i w:val="0"/>
-          <w:sz w:val="22"/>
-        </w:rPr>
-        <w:t>Question: A client returns from a cholecystectomy with a T-tube in place. Which statement about T-tube care is correct?</w:t>
+        <w:t xml:space="preserve">Positive Marks: 1</w:t>
       </w:r>
     </w:p>
     <w:p>
-      <w:pPr>
-        <w:spacing w:after="0" w:before="0"/>
-      </w:pPr>
       <w:r>
-        <w:rPr>
-          <w:b w:val="0"/>
-          <w:i w:val="0"/>
-          <w:sz w:val="22"/>
-        </w:rPr>
-        <w:t>(a) Keep the drainage bag below the level of the gallbladder and measure and document the drainage</w:t>
+        <w:t xml:space="preserve">Negative Marks: 0.25</w:t>
       </w:r>
     </w:p>
     <w:p>
-      <w:pPr>
-        <w:spacing w:after="0" w:before="0"/>
-      </w:pPr>
       <w:r>
-        <w:rPr>
-          <w:b w:val="0"/>
-          <w:i w:val="0"/>
-          <w:sz w:val="22"/>
-        </w:rPr>
-        <w:t>(b) Clamp the tube for 8 hours at a time routinely</w:t>
+        <w:t xml:space="preserve"/>
       </w:r>
     </w:p>
     <w:p>
-      <w:pPr>
-        <w:spacing w:after="0" w:before="0"/>
-      </w:pPr>
       <w:r>
-        <w:rPr>
-          <w:b w:val="0"/>
-          <w:i w:val="0"/>
-          <w:sz w:val="22"/>
-        </w:rPr>
-        <w:t>(c) Irrigate the tube daily to keep it patent</w:t>
+        <w:t xml:space="preserve">Question: The nurse is caring for a client with a new colostomy. Which food is most likely to cause gas and odor?</w:t>
       </w:r>
     </w:p>
     <w:p>
-      <w:pPr>
-        <w:spacing w:after="0" w:before="0"/>
-      </w:pPr>
       <w:r>
-        <w:rPr>
-          <w:b w:val="0"/>
-          <w:i w:val="0"/>
-          <w:sz w:val="22"/>
-        </w:rPr>
-        <w:t>(d) Apply suction to the T-tube to speed drainage</w:t>
+        <w:t xml:space="preserve">(a) Cabbage and beans</w:t>
       </w:r>
     </w:p>
     <w:p>
-      <w:pPr>
-        <w:spacing w:after="0" w:before="40"/>
-      </w:pPr>
       <w:r>
-        <w:rPr>
-          <w:b/>
-          <w:i w:val="0"/>
-          <w:sz w:val="22"/>
-        </w:rPr>
-        <w:t>Answer: a</w:t>
+        <w:t xml:space="preserve">(b) White rice</w:t>
       </w:r>
     </w:p>
     <w:p>
-      <w:pPr>
-        <w:spacing w:after="0" w:before="0"/>
-      </w:pPr>
       <w:r>
-        <w:rPr>
-          <w:b w:val="0"/>
-          <w:i w:val="0"/>
-          <w:sz w:val="21"/>
-        </w:rPr>
-        <w:t>Solution: A T-tube drains bile after common bile duct exploration; it is kept below the level of the surgical site to drain by gravity, and the drainage is measured and documented, with bile-colored drainage expected. The tube is never irrigated or clamped without an order, and suction is not applied because it can injure the duct.</w:t>
+        <w:t xml:space="preserve">(c) Peeled apples</w:t>
       </w:r>
     </w:p>
     <w:p>
-      <w:pPr>
-        <w:spacing w:after="0" w:before="0"/>
-      </w:pPr>
       <w:r>
-        <w:rPr>
-          <w:b w:val="0"/>
-          <w:i w:val="0"/>
-          <w:sz w:val="20"/>
-        </w:rPr>
-        <w:t>Positive Marks: 1</w:t>
+        <w:t xml:space="preserve">(d) Boiled potatoes</w:t>
       </w:r>
     </w:p>
     <w:p>
-      <w:pPr>
-        <w:spacing w:after="160" w:before="0"/>
-      </w:pPr>
       <w:r>
-        <w:rPr>
-          <w:b w:val="0"/>
-          <w:i w:val="0"/>
-          <w:sz w:val="20"/>
-        </w:rPr>
-        <w:t>Negative Marks: 0.25</w:t>
+        <w:t xml:space="preserve">Answer: a</w:t>
       </w:r>
     </w:p>
     <w:p>
-      <w:pPr>
-        <w:spacing w:after="40" w:before="120"/>
-      </w:pPr>
       <w:r>
-        <w:rPr>
-          <w:b w:val="0"/>
-          <w:i w:val="0"/>
-          <w:sz w:val="22"/>
-        </w:rPr>
-        <w:t>Question: A client who had abdominal surgery is encouraged to turn, cough, and deep breathe. Which is the primary purpose of this intervention?</w:t>
+        <w:t xml:space="preserve">Solution: Gas-forming foods such as cabbage, beans, onions, and carbonated drinks cause stomal gas and odor. Rice, peeled apples, and potatoes are low-gas foods.</w:t>
       </w:r>
     </w:p>
     <w:p>
-      <w:pPr>
-        <w:spacing w:after="0" w:before="0"/>
-      </w:pPr>
       <w:r>
-        <w:rPr>
-          <w:b w:val="0"/>
-          <w:i w:val="0"/>
-          <w:sz w:val="22"/>
-        </w:rPr>
-        <w:t>(a) To prevent atelectasis and pneumonia by expanding the lungs and clearing secretions</w:t>
+        <w:t xml:space="preserve">Positive Marks: 1</w:t>
       </w:r>
     </w:p>
     <w:p>
-      <w:pPr>
-        <w:spacing w:after="0" w:before="0"/>
-      </w:pPr>
       <w:r>
-        <w:rPr>
-          <w:b w:val="0"/>
-          <w:i w:val="0"/>
-          <w:sz w:val="22"/>
-        </w:rPr>
-        <w:t>(b) To strengthen the abdominal muscles</w:t>
+        <w:t xml:space="preserve">Negative Marks: 0.25</w:t>
       </w:r>
     </w:p>
     <w:p>
-      <w:pPr>
-        <w:spacing w:after="0" w:before="0"/>
-      </w:pPr>
       <w:r>
-        <w:rPr>
-          <w:b w:val="0"/>
-          <w:i w:val="0"/>
-          <w:sz w:val="22"/>
-        </w:rPr>
-        <w:t>(c) To prevent wound infection</w:t>
+        <w:t xml:space="preserve"/>
       </w:r>
     </w:p>
     <w:p>
-      <w:pPr>
-        <w:spacing w:after="0" w:before="0"/>
-      </w:pPr>
       <w:r>
-        <w:rPr>
-          <w:b w:val="0"/>
-          <w:i w:val="0"/>
-          <w:sz w:val="22"/>
-        </w:rPr>
-        <w:t>(d) To reduce the need for pain medication</w:t>
+        <w:t xml:space="preserve">Question: A client with chronic heart failure reports sudden weight gain of 1.5 kg overnight. The nurse should:</w:t>
       </w:r>
     </w:p>
     <w:p>
-      <w:pPr>
-        <w:spacing w:after="0" w:before="40"/>
-      </w:pPr>
       <w:r>
-        <w:rPr>
-          <w:b/>
-          <w:i w:val="0"/>
-          <w:sz w:val="22"/>
-        </w:rPr>
-        <w:t>Answer: a</w:t>
+        <w:t xml:space="preserve">(a) Notify the physician — this indicates fluid retention</w:t>
       </w:r>
     </w:p>
     <w:p>
-      <w:pPr>
-        <w:spacing w:after="0" w:before="0"/>
-      </w:pPr>
       <w:r>
-        <w:rPr>
-          <w:b w:val="0"/>
-          <w:i w:val="0"/>
-          <w:sz w:val="21"/>
-        </w:rPr>
-        <w:t>Solution: Turning, coughing, and deep breathing after surgery prevent atelectasis and postoperative pneumonia by keeping alveoli expanded and clearing secretions, especially in clients with anesthesia and splinting from incisional pain. The nurse also uses an incentive spirometer and analgesia to make these activities effective.</w:t>
+        <w:t xml:space="preserve">(b) Encourage the client to drink more fluids</w:t>
       </w:r>
     </w:p>
     <w:p>
-      <w:pPr>
-        <w:spacing w:after="0" w:before="0"/>
-      </w:pPr>
       <w:r>
-        <w:rPr>
-          <w:b w:val="0"/>
-          <w:i w:val="0"/>
-          <w:sz w:val="20"/>
-        </w:rPr>
-        <w:t>Positive Marks: 1</w:t>
+        <w:t xml:space="preserve">(c) Document it as normal fluctuation</w:t>
       </w:r>
     </w:p>
     <w:p>
-      <w:pPr>
-        <w:spacing w:after="160" w:before="0"/>
-      </w:pPr>
       <w:r>
-        <w:rPr>
-          <w:b w:val="0"/>
-          <w:i w:val="0"/>
-          <w:sz w:val="20"/>
-        </w:rPr>
-        <w:t>Negative Marks: 0.25</w:t>
+        <w:t xml:space="preserve">(d) Decrease the client's activity only</w:t>
       </w:r>
     </w:p>
     <w:p>
-      <w:pPr>
-        <w:spacing w:after="40" w:before="120"/>
-      </w:pPr>
       <w:r>
-        <w:rPr>
-          <w:b w:val="0"/>
-          <w:i w:val="0"/>
-          <w:sz w:val="22"/>
-        </w:rPr>
-        <w:t>Question: A client with a fractured femur is in skeletal traction. Which nursing action is correct?</w:t>
+        <w:t xml:space="preserve">Answer: a</w:t>
       </w:r>
     </w:p>
     <w:p>
-      <w:pPr>
-        <w:spacing w:after="0" w:before="0"/>
-      </w:pPr>
       <w:r>
-        <w:rPr>
-          <w:b w:val="0"/>
-          <w:i w:val="0"/>
-          <w:sz w:val="22"/>
-        </w:rPr>
-        <w:t>(a) Ensure the weights hang freely and do not touch the floor, and check the pin sites for infection</w:t>
+        <w:t xml:space="preserve">Solution: Rapid overnight weight gain in heart failure signals fluid retention and worsening failure. The nurse reports it, assesses for edema and dyspnea, and reviews the diuretic plan.</w:t>
       </w:r>
     </w:p>
     <w:p>
-      <w:pPr>
-        <w:spacing w:after="0" w:before="0"/>
-      </w:pPr>
       <w:r>
-        <w:rPr>
-          <w:b w:val="0"/>
-          <w:i w:val="0"/>
-          <w:sz w:val="22"/>
-        </w:rPr>
-        <w:t>(b) Remove the weights daily to allow the client to move the leg</w:t>
+        <w:t xml:space="preserve">Positive Marks: 1</w:t>
       </w:r>
     </w:p>
     <w:p>
-      <w:pPr>
-        <w:spacing w:after="0" w:before="0"/>
-      </w:pPr>
       <w:r>
-        <w:rPr>
-          <w:b w:val="0"/>
-          <w:i w:val="0"/>
-          <w:sz w:val="22"/>
-        </w:rPr>
-        <w:t>(c) Place the weights on the bed to reduce pulling</w:t>
+        <w:t xml:space="preserve">Negative Marks: 0.25</w:t>
       </w:r>
     </w:p>
     <w:p>
-      <w:pPr>
-        <w:spacing w:after="0" w:before="0"/>
-      </w:pPr>
       <w:r>
-        <w:rPr>
-          <w:b w:val="0"/>
-          <w:i w:val="0"/>
-          <w:sz w:val="22"/>
-        </w:rPr>
-        <w:t>(d) Tighten the traction ropes every shift</w:t>
+        <w:t xml:space="preserve"/>
       </w:r>
     </w:p>
     <w:p>
-      <w:pPr>
-        <w:spacing w:after="0" w:before="40"/>
-      </w:pPr>
       <w:r>
-        <w:rPr>
-          <w:b/>
-          <w:i w:val="0"/>
-          <w:sz w:val="22"/>
-        </w:rPr>
-        <w:t>Answer: a</w:t>
+        <w:t xml:space="preserve">Question: A client is prescribed an antibiotic that is nephrotoxic. Which laboratory value should the nurse monitor most closely?</w:t>
       </w:r>
     </w:p>
     <w:p>
-      <w:pPr>
-        <w:spacing w:after="0" w:before="0"/>
-      </w:pPr>
       <w:r>
-        <w:rPr>
-          <w:b w:val="0"/>
-          <w:i w:val="0"/>
-          <w:sz w:val="21"/>
-        </w:rPr>
-        <w:t>Solution: In skeletal traction, weights must hang freely and continuously to maintain proper alignment and pull, and the nurse checks pin sites for redness, drainage, and infection, ensures the ropes are unobstructed, and assesses neurovascular status. Weights are never removed without an order, and ropes are not tightened arbitrarily.</w:t>
+        <w:t xml:space="preserve">(a) Serum creatinine and BUN</w:t>
       </w:r>
     </w:p>
     <w:p>
-      <w:pPr>
-        <w:spacing w:after="0" w:before="0"/>
-      </w:pPr>
       <w:r>
-        <w:rPr>
-          <w:b w:val="0"/>
-          <w:i w:val="0"/>
-          <w:sz w:val="20"/>
-        </w:rPr>
-        <w:t>Positive Marks: 1</w:t>
+        <w:t xml:space="preserve">(b) Serum calcium</w:t>
       </w:r>
     </w:p>
     <w:p>
-      <w:pPr>
-        <w:spacing w:after="160" w:before="0"/>
-      </w:pPr>
       <w:r>
-        <w:rPr>
-          <w:b w:val="0"/>
-          <w:i w:val="0"/>
-          <w:sz w:val="20"/>
-        </w:rPr>
-        <w:t>Negative Marks: 0.25</w:t>
+        <w:t xml:space="preserve">(c) Hemoglobin</w:t>
       </w:r>
     </w:p>
     <w:p>
-      <w:pPr>
-        <w:spacing w:after="40" w:before="120"/>
-      </w:pPr>
       <w:r>
-        <w:rPr>
-          <w:b w:val="0"/>
-          <w:i w:val="0"/>
-          <w:sz w:val="22"/>
-        </w:rPr>
-        <w:t>Question: Before administering an oral medication, the nurse checks the client's identification using two identifiers. Which pair is acceptable?</w:t>
+        <w:t xml:space="preserve">(d) Platelet count</w:t>
       </w:r>
     </w:p>
     <w:p>
-      <w:pPr>
-        <w:spacing w:after="0" w:before="0"/>
-      </w:pPr>
       <w:r>
-        <w:rPr>
-          <w:b w:val="0"/>
-          <w:i w:val="0"/>
-          <w:sz w:val="22"/>
-        </w:rPr>
-        <w:t>(a) The client's name and date of birth</w:t>
+        <w:t xml:space="preserve">Answer: a</w:t>
       </w:r>
     </w:p>
     <w:p>
-      <w:pPr>
-        <w:spacing w:after="0" w:before="0"/>
-      </w:pPr>
       <w:r>
-        <w:rPr>
-          <w:b w:val="0"/>
-          <w:i w:val="0"/>
-          <w:sz w:val="22"/>
-        </w:rPr>
-        <w:t>(b) The client's bed number and room number</w:t>
+        <w:t xml:space="preserve">Solution: Nephrotoxic drugs can impair kidney function; serum creatinine and BUN are monitored to detect renal injury. The other values are not primary indicators of kidney damage.</w:t>
       </w:r>
     </w:p>
     <w:p>
-      <w:pPr>
-        <w:spacing w:after="0" w:before="0"/>
-      </w:pPr>
       <w:r>
-        <w:rPr>
-          <w:b w:val="0"/>
-          <w:i w:val="0"/>
-          <w:sz w:val="22"/>
-        </w:rPr>
-        <w:t>(c) The client's diagnosis and age</w:t>
+        <w:t xml:space="preserve">Positive Marks: 1</w:t>
       </w:r>
     </w:p>
     <w:p>
-      <w:pPr>
-        <w:spacing w:after="0" w:before="0"/>
-      </w:pPr>
       <w:r>
-        <w:rPr>
-          <w:b w:val="0"/>
-          <w:i w:val="0"/>
-          <w:sz w:val="22"/>
-        </w:rPr>
-        <w:t>(d) The client's name and the name of the attending physician</w:t>
+        <w:t xml:space="preserve">Negative Marks: 0.25</w:t>
       </w:r>
     </w:p>
     <w:p>
-      <w:pPr>
-        <w:spacing w:after="0" w:before="40"/>
-      </w:pPr>
       <w:r>
-        <w:rPr>
-          <w:b/>
-          <w:i w:val="0"/>
-          <w:sz w:val="22"/>
-        </w:rPr>
-        <w:t>Answer: a</w:t>
+        <w:t xml:space="preserve"/>
       </w:r>
     </w:p>
     <w:p>
-      <w:pPr>
-        <w:spacing w:after="0" w:before="0"/>
-      </w:pPr>
       <w:r>
-        <w:rPr>
-          <w:b w:val="0"/>
-          <w:i w:val="0"/>
-          <w:sz w:val="21"/>
-        </w:rPr>
-        <w:t>Solution: Two client identifiers, such as name and date of birth or name and medical record number, are used to confirm identity before medication administration; the client's room or bed number is never used as an identifier. The diagnosis and physician's name do not identify the client.</w:t>
+        <w:t xml:space="preserve">Question: The nurse is providing postural drainage to a client. The purpose of this technique is to:</w:t>
       </w:r>
     </w:p>
     <w:p>
-      <w:pPr>
-        <w:spacing w:after="0" w:before="0"/>
-      </w:pPr>
       <w:r>
-        <w:rPr>
-          <w:b w:val="0"/>
-          <w:i w:val="0"/>
-          <w:sz w:val="20"/>
-        </w:rPr>
-        <w:t>Positive Marks: 1</w:t>
+        <w:t xml:space="preserve">(a) Use gravity to drain secretions from specific lung segments</w:t>
       </w:r>
     </w:p>
     <w:p>
-      <w:pPr>
-        <w:spacing w:after="160" w:before="0"/>
-      </w:pPr>
       <w:r>
-        <w:rPr>
-          <w:b w:val="0"/>
-          <w:i w:val="0"/>
-          <w:sz w:val="20"/>
-        </w:rPr>
-        <w:t>Negative Marks: 0.25</w:t>
+        <w:t xml:space="preserve">(b) Increase the respiratory rate</w:t>
       </w:r>
     </w:p>
     <w:p>
-      <w:pPr>
-        <w:spacing w:after="40" w:before="120"/>
-      </w:pPr>
       <w:r>
-        <w:rPr>
-          <w:b w:val="0"/>
-          <w:i w:val="0"/>
-          <w:sz w:val="22"/>
-        </w:rPr>
-        <w:t>Question: A nurse measures a client's blood pressure as 150/92 mmHg. Which is the correct interpretation of these numbers?</w:t>
+        <w:t xml:space="preserve">(c) Strengthen the intercostal muscles</w:t>
       </w:r>
     </w:p>
     <w:p>
-      <w:pPr>
-        <w:spacing w:after="0" w:before="0"/>
-      </w:pPr>
       <w:r>
-        <w:rPr>
-          <w:b w:val="0"/>
-          <w:i w:val="0"/>
-          <w:sz w:val="22"/>
-        </w:rPr>
-        <w:t>(a) 150 is the systolic pressure during ventricular contraction and 92 is the diastolic pressure during ventricular relaxation</w:t>
+        <w:t xml:space="preserve">(d) Reduce oxygen consumption</w:t>
       </w:r>
     </w:p>
     <w:p>
-      <w:pPr>
-        <w:spacing w:after="0" w:before="0"/>
-      </w:pPr>
       <w:r>
-        <w:rPr>
-          <w:b w:val="0"/>
-          <w:i w:val="0"/>
-          <w:sz w:val="22"/>
-        </w:rPr>
-        <w:t>(b) 150 is the diastolic pressure and 92 is the systolic pressure</w:t>
+        <w:t xml:space="preserve">Answer: a</w:t>
       </w:r>
     </w:p>
     <w:p>
-      <w:pPr>
-        <w:spacing w:after="0" w:before="0"/>
-      </w:pPr>
       <w:r>
-        <w:rPr>
-          <w:b w:val="0"/>
-          <w:i w:val="0"/>
-          <w:sz w:val="22"/>
-        </w:rPr>
-        <w:t>(c) Both numbers measure the same phase of the cardiac cycle</w:t>
+        <w:t xml:space="preserve">Solution: Postural drainage uses gravity to move secretions from the smaller airways to the larger airways where they can be coughed out. It is often combined with percussion and vibration.</w:t>
       </w:r>
     </w:p>
     <w:p>
-      <w:pPr>
-        <w:spacing w:after="0" w:before="0"/>
-      </w:pPr>
       <w:r>
-        <w:rPr>
-          <w:b w:val="0"/>
-          <w:i w:val="0"/>
-          <w:sz w:val="22"/>
-        </w:rPr>
-        <w:t>(d) The numbers indicate the pulse pressure is 58 mmHg, which is normal</w:t>
+        <w:t xml:space="preserve">Positive Marks: 1</w:t>
       </w:r>
     </w:p>
     <w:p>
-      <w:pPr>
-        <w:spacing w:after="0" w:before="40"/>
-      </w:pPr>
       <w:r>
-        <w:rPr>
-          <w:b/>
-          <w:i w:val="0"/>
-          <w:sz w:val="22"/>
-        </w:rPr>
-        <w:t>Answer: a</w:t>
+        <w:t xml:space="preserve">Negative Marks: 0.25</w:t>
       </w:r>
     </w:p>
     <w:p>
-      <w:pPr>
-        <w:spacing w:after="0" w:before="0"/>
-      </w:pPr>
       <w:r>
-        <w:rPr>
-          <w:b w:val="0"/>
-          <w:i w:val="0"/>
-          <w:sz w:val="21"/>
-        </w:rPr>
-        <w:t>Solution: The systolic blood pressure is the peak pressure during ventricular systole (contraction), and the diastolic pressure is the minimum pressure during ventricular diastole (relaxation); the pulse pressure is the difference (58 mmHg here). Systole is always the higher number.</w:t>
+        <w:t xml:space="preserve"/>
       </w:r>
     </w:p>
     <w:p>
-      <w:pPr>
-        <w:spacing w:after="0" w:before="0"/>
-      </w:pPr>
       <w:r>
-        <w:rPr>
-          <w:b w:val="0"/>
-          <w:i w:val="0"/>
-          <w:sz w:val="20"/>
-        </w:rPr>
-        <w:t>Positive Marks: 1</w:t>
+        <w:t xml:space="preserve">Question: A client with a fractured femur is in skeletal traction. Which finding requires immediate intervention?</w:t>
       </w:r>
     </w:p>
     <w:p>
-      <w:pPr>
-        <w:spacing w:after="160" w:before="0"/>
-      </w:pPr>
       <w:r>
-        <w:rPr>
-          <w:b w:val="0"/>
-          <w:i w:val="0"/>
-          <w:sz w:val="20"/>
-        </w:rPr>
-        <w:t>Negative Marks: 0.25</w:t>
+        <w:t xml:space="preserve">(a) Pin site drainage with loosening of the pin</w:t>
       </w:r>
     </w:p>
     <w:p>
-      <w:pPr>
-        <w:spacing w:after="40" w:before="120"/>
-      </w:pPr>
       <w:r>
-        <w:rPr>
-          <w:b w:val="0"/>
-          <w:i w:val="0"/>
-          <w:sz w:val="22"/>
-        </w:rPr>
-        <w:t>Question: Which action is correct when administering an intramuscular injection using the Z-track technique?</w:t>
+        <w:t xml:space="preserve">(b) Slight redness around the pin site</w:t>
       </w:r>
     </w:p>
     <w:p>
-      <w:pPr>
-        <w:spacing w:after="0" w:before="0"/>
-      </w:pPr>
       <w:r>
-        <w:rPr>
-          <w:b w:val="0"/>
-          <w:i w:val="0"/>
-          <w:sz w:val="22"/>
-        </w:rPr>
-        <w:t>(a) Pull the skin to the side before inserting the needle and release it after the injection</w:t>
+        <w:t xml:space="preserve">(c) Mild discomfort in the leg</w:t>
       </w:r>
     </w:p>
     <w:p>
-      <w:pPr>
-        <w:spacing w:after="0" w:before="0"/>
-      </w:pPr>
       <w:r>
-        <w:rPr>
-          <w:b w:val="0"/>
-          <w:i w:val="0"/>
-          <w:sz w:val="22"/>
-        </w:rPr>
-        <w:t>(b) Rub the site vigorously after injection</w:t>
+        <w:t xml:space="preserve">(d) Normal neurovascular status of the foot</w:t>
       </w:r>
     </w:p>
     <w:p>
-      <w:pPr>
-        <w:spacing w:after="0" w:before="0"/>
-      </w:pPr>
       <w:r>
-        <w:rPr>
-          <w:b w:val="0"/>
-          <w:i w:val="0"/>
-          <w:sz w:val="22"/>
-        </w:rPr>
-        <w:t>(c) Inject only 0.5 mL or less of medication</w:t>
+        <w:t xml:space="preserve">Answer: a</w:t>
       </w:r>
     </w:p>
     <w:p>
-      <w:pPr>
-        <w:spacing w:after="0" w:before="0"/>
-      </w:pPr>
       <w:r>
-        <w:rPr>
-          <w:b w:val="0"/>
-          <w:i w:val="0"/>
-          <w:sz w:val="22"/>
-        </w:rPr>
-        <w:t>(d) Use a 26-gauge, 3-inch needle</w:t>
+        <w:t xml:space="preserve">Solution: Pin site drainage with loosening indicates infection or instability and requires immediate attention. Slight redness and mild discomfort may be expected; neurovascular status should remain normal.</w:t>
       </w:r>
     </w:p>
     <w:p>
-      <w:pPr>
-        <w:spacing w:after="0" w:before="40"/>
-      </w:pPr>
       <w:r>
-        <w:rPr>
-          <w:b/>
-          <w:i w:val="0"/>
-          <w:sz w:val="22"/>
-        </w:rPr>
-        <w:t>Answer: a</w:t>
+        <w:t xml:space="preserve">Positive Marks: 1</w:t>
       </w:r>
     </w:p>
     <w:p>
-      <w:pPr>
-        <w:spacing w:after="0" w:before="0"/>
-      </w:pPr>
       <w:r>
-        <w:rPr>
-          <w:b w:val="0"/>
-          <w:i w:val="0"/>
-          <w:sz w:val="21"/>
-        </w:rPr>
-        <w:t>Solution: The Z-track technique displaces the skin and subcutaneous tissue laterally before the injection and releases it after, sealing the medication in the muscle and preventing irritation and staining of the tissues; it is used for irritating drugs such as iron. The site is not massaged, and the technique is not limited by volume or needle size.</w:t>
+        <w:t xml:space="preserve">Negative Marks: 0.25</w:t>
       </w:r>
     </w:p>
     <w:p>
-      <w:pPr>
-        <w:spacing w:after="0" w:before="0"/>
-      </w:pPr>
       <w:r>
-        <w:rPr>
-          <w:b w:val="0"/>
-          <w:i w:val="0"/>
-          <w:sz w:val="20"/>
-        </w:rPr>
-        <w:t>Positive Marks: 1</w:t>
+        <w:t xml:space="preserve"/>
       </w:r>
     </w:p>
     <w:p>
-      <w:pPr>
-        <w:spacing w:after="160" w:before="0"/>
-      </w:pPr>
       <w:r>
-        <w:rPr>
-          <w:b w:val="0"/>
-          <w:i w:val="0"/>
-          <w:sz w:val="20"/>
-        </w:rPr>
-        <w:t>Negative Marks: 0.25</w:t>
+        <w:t xml:space="preserve">Question: A client is being discharged with a prescription for digoxin and furosemide. The nurse should teach the client to:</w:t>
       </w:r>
     </w:p>
     <w:p>
-      <w:pPr>
-        <w:spacing w:after="40" w:before="120"/>
-      </w:pPr>
       <w:r>
-        <w:rPr>
-          <w:b w:val="0"/>
-          <w:i w:val="0"/>
-          <w:sz w:val="22"/>
-        </w:rPr>
-        <w:t>Question: A client at 32 weeks gestation reports mild, irregular contractions that do not increase in intensity and subside with position change. Which condition is most likely?</w:t>
+        <w:t xml:space="preserve">(a) Report muscle weakness, nausea, or irregular pulse</w:t>
       </w:r>
     </w:p>
     <w:p>
-      <w:pPr>
-        <w:spacing w:after="0" w:before="0"/>
-      </w:pPr>
       <w:r>
-        <w:rPr>
-          <w:b w:val="0"/>
-          <w:i w:val="0"/>
-          <w:sz w:val="22"/>
-        </w:rPr>
-        <w:t>(a) Braxton Hicks contractions, which are normal and should be reported only if they become regular or painful</w:t>
+        <w:t xml:space="preserve">(b) Stop the digoxin if the pulse is above 80</w:t>
       </w:r>
     </w:p>
     <w:p>
-      <w:pPr>
-        <w:spacing w:after="0" w:before="0"/>
-      </w:pPr>
       <w:r>
-        <w:rPr>
-          <w:b w:val="0"/>
-          <w:i w:val="0"/>
-          <w:sz w:val="22"/>
-        </w:rPr>
-        <w:t>(b) Preterm labor, which requires immediate hospitalization</w:t>
+        <w:t xml:space="preserve">(c) Take both drugs on an empty stomach</w:t>
       </w:r>
     </w:p>
     <w:p>
-      <w:pPr>
-        <w:spacing w:after="0" w:before="0"/>
-      </w:pPr>
       <w:r>
-        <w:rPr>
-          <w:b w:val="0"/>
-          <w:i w:val="0"/>
-          <w:sz w:val="22"/>
-        </w:rPr>
-        <w:t>(c) Placental abruption, which causes painless contractions</w:t>
+        <w:t xml:space="preserve">(d) Increase dietary potassium intake without monitoring</w:t>
       </w:r>
     </w:p>
     <w:p>
-      <w:pPr>
-        <w:spacing w:after="0" w:before="0"/>
-      </w:pPr>
       <w:r>
-        <w:rPr>
-          <w:b w:val="0"/>
-          <w:i w:val="0"/>
-          <w:sz w:val="22"/>
-        </w:rPr>
-        <w:t>(d) Uterine rupture, which requires emergency surgery</w:t>
+        <w:t xml:space="preserve">Answer: a</w:t>
       </w:r>
     </w:p>
     <w:p>
-      <w:pPr>
-        <w:spacing w:after="0" w:before="40"/>
-      </w:pPr>
       <w:r>
-        <w:rPr>
-          <w:b/>
-          <w:i w:val="0"/>
-          <w:sz w:val="22"/>
-        </w:rPr>
-        <w:t>Answer: a</w:t>
+        <w:t xml:space="preserve">Solution: Digoxin toxicity and hypokalemia (from furosemide) cause nausea, weakness, and arrhythmias, which must be reported. Digoxin is held for bradycardia below 60, and potassium is monitored, not self-adjusted.</w:t>
       </w:r>
     </w:p>
     <w:p>
-      <w:pPr>
-        <w:spacing w:after="0" w:before="0"/>
-      </w:pPr>
       <w:r>
-        <w:rPr>
-          <w:b w:val="0"/>
-          <w:i w:val="0"/>
-          <w:sz w:val="21"/>
-        </w:rPr>
-        <w:t>Solution: Braxton Hicks contractions are irregular, infrequent, and painless uterine tightening that occurs throughout pregnancy, especially in the third trimester, and they do not cause cervical change; they subside with rest and position change. Regular, painful, or increasing contractions before 37 weeks suggest preterm labor and require evaluation.</w:t>
+        <w:t xml:space="preserve">Positive Marks: 1</w:t>
       </w:r>
     </w:p>
     <w:p>
-      <w:pPr>
-        <w:spacing w:after="0" w:before="0"/>
-      </w:pPr>
       <w:r>
-        <w:rPr>
-          <w:b w:val="0"/>
-          <w:i w:val="0"/>
-          <w:sz w:val="20"/>
-        </w:rPr>
-        <w:t>Positive Marks: 1</w:t>
+        <w:t xml:space="preserve">Negative Marks: 0.25</w:t>
       </w:r>
     </w:p>
     <w:p>
-      <w:pPr>
-        <w:spacing w:after="160" w:before="0"/>
-      </w:pPr>
       <w:r>
-        <w:rPr>
-          <w:b w:val="0"/>
-          <w:i w:val="0"/>
-          <w:sz w:val="20"/>
-        </w:rPr>
-        <w:t>Negative Marks: 0.25</w:t>
+        <w:t xml:space="preserve"/>
       </w:r>
     </w:p>
     <w:p>
-      <w:pPr>
-        <w:spacing w:after="40" w:before="120"/>
-      </w:pPr>
       <w:r>
-        <w:rPr>
-          <w:b w:val="0"/>
-          <w:i w:val="0"/>
-          <w:sz w:val="22"/>
-        </w:rPr>
-        <w:t>Question: Immediately after delivery, the nurse assesses the fundus of the uterus. Which finding indicates normal involution at this time?</w:t>
+        <w:t xml:space="preserve">Question: A nurse is caring for a client who is 4 hours post-cardiac catheterization. The nurse notes the insertion site dressing is saturated with blood. The priority action is:</w:t>
       </w:r>
     </w:p>
     <w:p>
-      <w:pPr>
-        <w:spacing w:after="0" w:before="0"/>
-      </w:pPr>
       <w:r>
-        <w:rPr>
-          <w:b w:val="0"/>
-          <w:i w:val="0"/>
-          <w:sz w:val="22"/>
-        </w:rPr>
-        <w:t>(a) The fundus is firm and located at the level of the umbilicus</w:t>
+        <w:t xml:space="preserve">(a) Apply firm manual pressure above the site and notify the physician</w:t>
       </w:r>
     </w:p>
     <w:p>
-      <w:pPr>
-        <w:spacing w:after="0" w:before="0"/>
-      </w:pPr>
       <w:r>
-        <w:rPr>
-          <w:b w:val="0"/>
-          <w:i w:val="0"/>
-          <w:sz w:val="22"/>
-        </w:rPr>
-        <w:t>(b) The fundus is soft and above the umbilicus</w:t>
+        <w:t xml:space="preserve">(b) Remove the dressing and replace it</w:t>
       </w:r>
     </w:p>
     <w:p>
-      <w:pPr>
-        <w:spacing w:after="0" w:before="0"/>
-      </w:pPr>
       <w:r>
-        <w:rPr>
-          <w:b w:val="0"/>
-          <w:i w:val="0"/>
-          <w:sz w:val="22"/>
-        </w:rPr>
-        <w:t>(c) The fundus is displaced to the right and boggy</w:t>
+        <w:t xml:space="preserve">(c) Elevate the client's legs</w:t>
       </w:r>
     </w:p>
     <w:p>
-      <w:pPr>
-        <w:spacing w:after="0" w:before="0"/>
-      </w:pPr>
       <w:r>
-        <w:rPr>
-          <w:b w:val="0"/>
-          <w:i w:val="0"/>
-          <w:sz w:val="22"/>
-        </w:rPr>
-        <w:t>(d) The fundus cannot be palpated</w:t>
+        <w:t xml:space="preserve">(d) Document the finding</w:t>
       </w:r>
     </w:p>
     <w:p>
-      <w:pPr>
-        <w:spacing w:after="0" w:before="40"/>
-      </w:pPr>
       <w:r>
-        <w:rPr>
-          <w:b/>
-          <w:i w:val="0"/>
-          <w:sz w:val="22"/>
-        </w:rPr>
-        <w:t>Answer: a</w:t>
+        <w:t xml:space="preserve">Answer: a</w:t>
       </w:r>
     </w:p>
     <w:p>
-      <w:pPr>
-        <w:spacing w:after="0" w:before="0"/>
-      </w:pPr>
       <w:r>
-        <w:rPr>
-          <w:b w:val="0"/>
-          <w:i w:val="0"/>
-          <w:sz w:val="21"/>
-        </w:rPr>
-        <w:t>Solution: Immediately after delivery, the fundus is firm, at or slightly below the umbilicus, and midline; a soft, boggy fundus indicates uterine atony, and a fundus displaced to the right and above the umbilicus suggests a distended bladder, which displaces the uterus and increases bleeding risk.</w:t>
+        <w:t xml:space="preserve">Solution: Bleeding from the catheterization site requires immediate manual pressure and physician notification. The site is a potential source of life-threatening hemorrhage.</w:t>
       </w:r>
     </w:p>
     <w:p>
-      <w:pPr>
-        <w:spacing w:after="0" w:before="0"/>
-      </w:pPr>
       <w:r>
-        <w:rPr>
-          <w:b w:val="0"/>
-          <w:i w:val="0"/>
-          <w:sz w:val="20"/>
-        </w:rPr>
-        <w:t>Positive Marks: 1</w:t>
+        <w:t xml:space="preserve">Positive Marks: 1</w:t>
       </w:r>
     </w:p>
     <w:p>
-      <w:pPr>
-        <w:spacing w:after="160" w:before="0"/>
-      </w:pPr>
       <w:r>
-        <w:rPr>
-          <w:b w:val="0"/>
-          <w:i w:val="0"/>
-          <w:sz w:val="20"/>
-        </w:rPr>
-        <w:t>Negative Marks: 0.25</w:t>
+        <w:t xml:space="preserve">Negative Marks: 0.25</w:t>
       </w:r>
     </w:p>
     <w:p>
-      <w:pPr>
-        <w:spacing w:after="40" w:before="120"/>
-      </w:pPr>
       <w:r>
-        <w:rPr>
-          <w:b w:val="0"/>
-          <w:i w:val="0"/>
-          <w:sz w:val="22"/>
-        </w:rPr>
-        <w:t>Question: A postpartum client is taught to report heavy lochia. Which description indicates a problem?</w:t>
+        <w:t xml:space="preserve">Question: A client with a diagnosis of acute pancreatitis should be placed in which position for comfort?</w:t>
       </w:r>
     </w:p>
     <w:p>
-      <w:pPr>
-        <w:spacing w:after="0" w:before="0"/>
-      </w:pPr>
       <w:r>
-        <w:rPr>
-          <w:b w:val="0"/>
-          <w:i w:val="0"/>
-          <w:sz w:val="22"/>
-        </w:rPr>
-        <w:t>(a) Saturating one perineal pad in less than an hour</w:t>
+        <w:t xml:space="preserve">(a) Sitting upright and leaning forward</w:t>
       </w:r>
     </w:p>
     <w:p>
-      <w:pPr>
-        <w:spacing w:after="0" w:before="0"/>
-      </w:pPr>
       <w:r>
-        <w:rPr>
-          <w:b w:val="0"/>
-          <w:i w:val="0"/>
-          <w:sz w:val="22"/>
-        </w:rPr>
-        <w:t>(b) Scant, dark red lochia for the first two days</w:t>
+        <w:t xml:space="preserve">(b) Lying flat on the back</w:t>
       </w:r>
     </w:p>
     <w:p>
-      <w:pPr>
-        <w:spacing w:after="0" w:before="0"/>
-      </w:pPr>
       <w:r>
-        <w:rPr>
-          <w:b w:val="0"/>
-          <w:i w:val="0"/>
-          <w:sz w:val="22"/>
-        </w:rPr>
-        <w:t>(c) Lochia rubra changing to lochia serosa by day four</w:t>
+        <w:t xml:space="preserve">(c) Prone position</w:t>
       </w:r>
     </w:p>
     <w:p>
-      <w:pPr>
-        <w:spacing w:after="0" w:before="0"/>
-      </w:pPr>
       <w:r>
-        <w:rPr>
-          <w:b w:val="0"/>
-          <w:i w:val="0"/>
-          <w:sz w:val="22"/>
-        </w:rPr>
-        <w:t>(d) Mild cramping while breastfeeding</w:t>
+        <w:t xml:space="preserve">(d) Trendelenburg position</w:t>
       </w:r>
     </w:p>
     <w:p>
-      <w:pPr>
-        <w:spacing w:after="0" w:before="40"/>
-      </w:pPr>
       <w:r>
-        <w:rPr>
-          <w:b/>
-          <w:i w:val="0"/>
-          <w:sz w:val="22"/>
-        </w:rPr>
-        <w:t>Answer: a</w:t>
+        <w:t xml:space="preserve">Answer: a</w:t>
       </w:r>
     </w:p>
     <w:p>
-      <w:pPr>
-        <w:spacing w:after="0" w:before="0"/>
-      </w:pPr>
       <w:r>
-        <w:rPr>
-          <w:b w:val="0"/>
-          <w:i w:val="0"/>
-          <w:sz w:val="21"/>
-        </w:rPr>
-        <w:t>Solution: Saturating one or more pads per hour, passing large clots, or a sudden gush of blood indicates postpartum hemorrhage and must be reported immediately; normal lochia progresses from rubra to serosa to alba over weeks, and cramping with breastfeeding is normal because oxytocin stimulates uterine contraction.</w:t>
+        <w:t xml:space="preserve">Solution: Leaning forward while sitting reduces pressure on the inflamed pancreas and eases abdominal pain. The client remains NPO with IV fluids and analgesics.</w:t>
       </w:r>
     </w:p>
     <w:p>
-      <w:pPr>
-        <w:spacing w:after="0" w:before="0"/>
-      </w:pPr>
       <w:r>
-        <w:rPr>
-          <w:b w:val="0"/>
-          <w:i w:val="0"/>
-          <w:sz w:val="20"/>
-        </w:rPr>
-        <w:t>Positive Marks: 1</w:t>
+        <w:t xml:space="preserve">Positive Marks: 1</w:t>
       </w:r>
     </w:p>
     <w:p>
-      <w:pPr>
-        <w:spacing w:after="160" w:before="0"/>
-      </w:pPr>
       <w:r>
-        <w:rPr>
-          <w:b w:val="0"/>
-          <w:i w:val="0"/>
-          <w:sz w:val="20"/>
-        </w:rPr>
-        <w:t>Negative Marks: 0.25</w:t>
+        <w:t xml:space="preserve">Negative Marks: 0.25</w:t>
       </w:r>
     </w:p>
     <w:p>
-      <w:pPr>
-        <w:spacing w:after="40" w:before="120"/>
-      </w:pPr>
       <w:r>
-        <w:rPr>
-          <w:b w:val="0"/>
-          <w:i w:val="0"/>
-          <w:sz w:val="22"/>
-        </w:rPr>
-        <w:t>Question: A client with major depressive disorder is prescribed an SSRI. Which statement about this medication is correct?</w:t>
+        <w:t xml:space="preserve"/>
       </w:r>
     </w:p>
     <w:p>
-      <w:pPr>
-        <w:spacing w:after="0" w:before="0"/>
-      </w:pPr>
       <w:r>
-        <w:rPr>
-          <w:b w:val="0"/>
-          <w:i w:val="0"/>
-          <w:sz w:val="22"/>
-        </w:rPr>
-        <w:t>(a) The full therapeutic effect may take 4-6 weeks, so the nurse teaches the client to continue the medication and not stop abruptly</w:t>
+        <w:t xml:space="preserve">Question: A nurse is teaching a client with hypertension about a DASH diet. Which food selection is most appropriate?</w:t>
       </w:r>
     </w:p>
     <w:p>
-      <w:pPr>
-        <w:spacing w:after="0" w:before="0"/>
-      </w:pPr>
       <w:r>
-        <w:rPr>
-          <w:b w:val="0"/>
-          <w:i w:val="0"/>
-          <w:sz w:val="22"/>
-        </w:rPr>
-        <w:t>(b) The medication works within one hour of the first dose</w:t>
+        <w:t xml:space="preserve">(a) Fresh fruits, vegetables, and low-fat dairy</w:t>
       </w:r>
     </w:p>
     <w:p>
-      <w:pPr>
-        <w:spacing w:after="0" w:before="0"/>
-      </w:pPr>
       <w:r>
-        <w:rPr>
-          <w:b w:val="0"/>
-          <w:i w:val="0"/>
-          <w:sz w:val="22"/>
-        </w:rPr>
-        <w:t>(c) The client should double the dose if symptoms worsen</w:t>
+        <w:t xml:space="preserve">(b) Processed meats</w:t>
       </w:r>
     </w:p>
     <w:p>
-      <w:pPr>
-        <w:spacing w:after="0" w:before="0"/>
-      </w:pPr>
       <w:r>
-        <w:rPr>
-          <w:b w:val="0"/>
-          <w:i w:val="0"/>
-          <w:sz w:val="22"/>
-        </w:rPr>
-        <w:t>(d) SSRIs are habit-forming and cause addiction</w:t>
+        <w:t xml:space="preserve">(c) Canned soups</w:t>
       </w:r>
     </w:p>
     <w:p>
-      <w:pPr>
-        <w:spacing w:after="0" w:before="40"/>
-      </w:pPr>
       <w:r>
-        <w:rPr>
-          <w:b/>
-          <w:i w:val="0"/>
-          <w:sz w:val="22"/>
-        </w:rPr>
-        <w:t>Answer: a</w:t>
+        <w:t xml:space="preserve">(d) Pickled foods</w:t>
       </w:r>
     </w:p>
     <w:p>
-      <w:pPr>
-        <w:spacing w:after="0" w:before="0"/>
-      </w:pPr>
       <w:r>
-        <w:rPr>
-          <w:b w:val="0"/>
-          <w:i w:val="0"/>
-          <w:sz w:val="21"/>
-        </w:rPr>
-        <w:t>Solution: SSRIs take several weeks to produce the full therapeutic effect, so the nurse teaches the client to take the medication consistently, report worsening depression or suicidal thoughts, and not stop abruptly, because discontinuation can cause withdrawal-like symptoms. They are not addictive and are not taken on an as-needed basis.</w:t>
+        <w:t xml:space="preserve">Answer: a</w:t>
       </w:r>
     </w:p>
     <w:p>
-      <w:pPr>
-        <w:spacing w:after="0" w:before="0"/>
-      </w:pPr>
       <w:r>
-        <w:rPr>
-          <w:b w:val="0"/>
-          <w:i w:val="0"/>
-          <w:sz w:val="20"/>
-        </w:rPr>
-        <w:t>Positive Marks: 1</w:t>
+        <w:t xml:space="preserve">Solution: The DASH diet emphasizes fruits, vegetables, whole grains, and low-fat dairy while limiting sodium, processed foods, and saturated fat. Canned, pickled, and processed items are high in sodium.</w:t>
       </w:r>
     </w:p>
     <w:p>
-      <w:pPr>
-        <w:spacing w:after="160" w:before="0"/>
-      </w:pPr>
       <w:r>
-        <w:rPr>
-          <w:b w:val="0"/>
-          <w:i w:val="0"/>
-          <w:sz w:val="20"/>
-        </w:rPr>
-        <w:t>Negative Marks: 0.25</w:t>
+        <w:t xml:space="preserve">Positive Marks: 1</w:t>
       </w:r>
     </w:p>
     <w:p>
-      <w:pPr>
-        <w:spacing w:after="40" w:before="120"/>
-      </w:pPr>
       <w:r>
-        <w:rPr>
-          <w:b w:val="0"/>
-          <w:i w:val="0"/>
-          <w:sz w:val="22"/>
-        </w:rPr>
-        <w:t>Question: A client with schizophrenia who is hearing voices that command self-harm is at greatest risk for which outcome?</w:t>
+        <w:t xml:space="preserve">Negative Marks: 0.25</w:t>
       </w:r>
     </w:p>
     <w:p>
-      <w:pPr>
-        <w:spacing w:after="0" w:before="0"/>
-      </w:pPr>
       <w:r>
-        <w:rPr>
-          <w:b w:val="0"/>
-          <w:i w:val="0"/>
-          <w:sz w:val="22"/>
-        </w:rPr>
-        <w:t>(a) Injury to self or others, so the nurse initiates safety precautions and observes the client closely</w:t>
+        <w:t xml:space="preserve"/>
       </w:r>
     </w:p>
     <w:p>
-      <w:pPr>
-        <w:spacing w:after="0" w:before="0"/>
-      </w:pPr>
       <w:r>
-        <w:rPr>
-          <w:b w:val="0"/>
-          <w:i w:val="0"/>
-          <w:sz w:val="22"/>
-        </w:rPr>
-        <w:t>(b) Improved social functioning</w:t>
+        <w:t xml:space="preserve">Question: A client is receiving an IV infusion of lactated Ringer's solution. The nurse should be cautious with this solution in a client with:</w:t>
       </w:r>
     </w:p>
     <w:p>
-      <w:pPr>
-        <w:spacing w:after="0" w:before="0"/>
-      </w:pPr>
       <w:r>
-        <w:rPr>
-          <w:b w:val="0"/>
-          <w:i w:val="0"/>
-          <w:sz w:val="22"/>
-        </w:rPr>
-        <w:t>(c) Spontaneous remission without treatment</w:t>
+        <w:t xml:space="preserve">(a) Liver disease (impaired lactate metabolism)</w:t>
       </w:r>
     </w:p>
     <w:p>
-      <w:pPr>
-        <w:spacing w:after="0" w:before="0"/>
-      </w:pPr>
       <w:r>
-        <w:rPr>
-          <w:b w:val="0"/>
-          <w:i w:val="0"/>
-          <w:sz w:val="22"/>
-        </w:rPr>
-        <w:t>(d) Development of obsessive-compulsive rituals</w:t>
+        <w:t xml:space="preserve">(b) Diabetes</w:t>
       </w:r>
     </w:p>
     <w:p>
-      <w:pPr>
-        <w:spacing w:after="0" w:before="40"/>
-      </w:pPr>
       <w:r>
-        <w:rPr>
-          <w:b/>
-          <w:i w:val="0"/>
-          <w:sz w:val="22"/>
-        </w:rPr>
-        <w:t>Answer: a</w:t>
+        <w:t xml:space="preserve">(c) Asthma</w:t>
       </w:r>
     </w:p>
     <w:p>
-      <w:pPr>
-        <w:spacing w:after="0" w:before="0"/>
-      </w:pPr>
       <w:r>
-        <w:rPr>
-          <w:b w:val="0"/>
-          <w:i w:val="0"/>
-          <w:sz w:val="21"/>
-        </w:rPr>
-        <w:t>Solution: Command hallucinations, especially those instructing self-harm or violence, place the client and others at risk, so safety is the priority: the nurse assesses the content of the hallucinations, initiates precautions or one-to-one observation, and reports the risk. The client is not left alone and the environment is kept free of harmful objects.</w:t>
+        <w:t xml:space="preserve">(d) Peptic ulcer disease</w:t>
       </w:r>
     </w:p>
     <w:p>
-      <w:pPr>
-        <w:spacing w:after="0" w:before="0"/>
-      </w:pPr>
       <w:r>
-        <w:rPr>
-          <w:b w:val="0"/>
-          <w:i w:val="0"/>
-          <w:sz w:val="20"/>
-        </w:rPr>
-        <w:t>Positive Marks: 1</w:t>
+        <w:t xml:space="preserve">Answer: a</w:t>
       </w:r>
     </w:p>
     <w:p>
-      <w:pPr>
-        <w:spacing w:after="160" w:before="0"/>
-      </w:pPr>
       <w:r>
-        <w:rPr>
-          <w:b w:val="0"/>
-          <w:i w:val="0"/>
-          <w:sz w:val="20"/>
-        </w:rPr>
-        <w:t>Negative Marks: 0.25</w:t>
+        <w:t xml:space="preserve">Solution: Lactated Ringer's contains lactate, which is metabolized by the liver to bicarbonate; clients with liver disease cannot clear lactate efficiently. It is also used cautiously in renal failure.</w:t>
       </w:r>
     </w:p>
     <w:p>
-      <w:pPr>
-        <w:spacing w:after="40" w:before="120"/>
-      </w:pPr>
       <w:r>
-        <w:rPr>
-          <w:b w:val="0"/>
-          <w:i w:val="0"/>
-          <w:sz w:val="22"/>
-        </w:rPr>
-        <w:t>Question: Which nursing response demonstrates the therapeutic technique of reflection?</w:t>
+        <w:t xml:space="preserve">Positive Marks: 1</w:t>
       </w:r>
     </w:p>
     <w:p>
-      <w:pPr>
-        <w:spacing w:after="0" w:before="0"/>
-      </w:pPr>
       <w:r>
-        <w:rPr>
-          <w:b w:val="0"/>
-          <w:i w:val="0"/>
-          <w:sz w:val="22"/>
-        </w:rPr>
-        <w:t>(a) Client: I am so worried about my surgery. Nurse: You are feeling worried about your surgery.</w:t>
+        <w:t xml:space="preserve">Negative Marks: 0.25</w:t>
       </w:r>
     </w:p>
     <w:p>
-      <w:pPr>
-        <w:spacing w:after="0" w:before="0"/>
-      </w:pPr>
       <w:r>
-        <w:rPr>
-          <w:b w:val="0"/>
-          <w:i w:val="0"/>
-          <w:sz w:val="22"/>
-        </w:rPr>
-        <w:t>(b) Client: I am worried about surgery. Nurse: You should not worry; everything will be fine.</w:t>
+        <w:t xml:space="preserve"/>
       </w:r>
     </w:p>
     <w:p>
-      <w:pPr>
-        <w:spacing w:after="0" w:before="0"/>
-      </w:pPr>
       <w:r>
-        <w:rPr>
-          <w:b w:val="0"/>
-          <w:i w:val="0"/>
-          <w:sz w:val="22"/>
-        </w:rPr>
-        <w:t>(c) Client: I am worried. Nurse: When did your symptoms begin?</w:t>
+        <w:t xml:space="preserve">Question: The nurse is assessing a client with a diagnosis of pulmonary edema. Which finding is most characteristic?</w:t>
       </w:r>
     </w:p>
     <w:p>
-      <w:pPr>
-        <w:spacing w:after="0" w:before="0"/>
-      </w:pPr>
       <w:r>
-        <w:rPr>
-          <w:b w:val="0"/>
-          <w:i w:val="0"/>
-          <w:sz w:val="22"/>
-        </w:rPr>
-        <w:t>(d) Client: I am worried. Nurse: I will ask the doctor to talk to you.</w:t>
+        <w:t xml:space="preserve">(a) Frothy pink sputum and crackles</w:t>
       </w:r>
     </w:p>
     <w:p>
-      <w:pPr>
-        <w:spacing w:after="0" w:before="40"/>
-      </w:pPr>
       <w:r>
-        <w:rPr>
-          <w:b/>
-          <w:i w:val="0"/>
-          <w:sz w:val="22"/>
-        </w:rPr>
-        <w:t>Answer: a</w:t>
+        <w:t xml:space="preserve">(b) Clear breath sounds</w:t>
       </w:r>
     </w:p>
     <w:p>
-      <w:pPr>
-        <w:spacing w:after="0" w:before="0"/>
-      </w:pPr>
       <w:r>
-        <w:rPr>
-          <w:b w:val="0"/>
-          <w:i w:val="0"/>
-          <w:sz w:val="21"/>
-        </w:rPr>
-        <w:t>Solution: Reflection repeats or paraphrases the client's feelings or words, encouraging the client to explore them further; it validates the client's message without judgment. False reassurance, changing the subject, and problem-solving on the client's behalf are less therapeutic.</w:t>
+        <w:t xml:space="preserve">(c) Bradycardia</w:t>
       </w:r>
     </w:p>
     <w:p>
-      <w:pPr>
-        <w:spacing w:after="0" w:before="0"/>
-      </w:pPr>
       <w:r>
-        <w:rPr>
-          <w:b w:val="0"/>
-          <w:i w:val="0"/>
-          <w:sz w:val="20"/>
-        </w:rPr>
-        <w:t>Positive Marks: 1</w:t>
+        <w:t xml:space="preserve">(d) Hypertension only</w:t>
       </w:r>
     </w:p>
     <w:p>
-      <w:pPr>
-        <w:spacing w:after="160" w:before="0"/>
-      </w:pPr>
       <w:r>
-        <w:rPr>
-          <w:b w:val="0"/>
-          <w:i w:val="0"/>
-          <w:sz w:val="20"/>
-        </w:rPr>
-        <w:t>Negative Marks: 0.25</w:t>
+        <w:t xml:space="preserve">Answer: a</w:t>
       </w:r>
     </w:p>
     <w:p>
-      <w:pPr>
-        <w:spacing w:after="40" w:before="120"/>
-      </w:pPr>
       <w:r>
-        <w:rPr>
-          <w:b w:val="0"/>
-          <w:i w:val="0"/>
-          <w:sz w:val="22"/>
-        </w:rPr>
-        <w:t>Question: A 5-year-old child with a fever of 39°C is prescribed acetaminophen. Which dose-related teaching is correct?</w:t>
+        <w:t xml:space="preserve">Solution: Pulmonary edema causes frothy pink sputum, crackles, dyspnea, and orthopnea from fluid in the alveoli. The client is positioned upright and given oxygen and diuretics.</w:t>
       </w:r>
     </w:p>
     <w:p>
-      <w:pPr>
-        <w:spacing w:after="0" w:before="0"/>
-      </w:pPr>
       <w:r>
-        <w:rPr>
-          <w:b w:val="0"/>
-          <w:i w:val="0"/>
-          <w:sz w:val="22"/>
-        </w:rPr>
-        <w:t>(a) Use the child's weight to calculate the dose and do not exceed the recommended maximum frequency</w:t>
+        <w:t xml:space="preserve">Positive Marks: 1</w:t>
       </w:r>
     </w:p>
     <w:p>
-      <w:pPr>
-        <w:spacing w:after="0" w:before="0"/>
-      </w:pPr>
       <w:r>
-        <w:rPr>
-          <w:b w:val="0"/>
-          <w:i w:val="0"/>
-          <w:sz w:val="22"/>
-        </w:rPr>
-        <w:t>(b) Give a double dose if the fever does not come down in one hour</w:t>
+        <w:t xml:space="preserve">Negative Marks: 0.25</w:t>
       </w:r>
     </w:p>
     <w:p>
-      <w:pPr>
-        <w:spacing w:after="0" w:before="0"/>
-      </w:pPr>
       <w:r>
-        <w:rPr>
-          <w:b w:val="0"/>
-          <w:i w:val="0"/>
-          <w:sz w:val="22"/>
-        </w:rPr>
-        <w:t>(c) Use adult tablets cut in half for convenience</w:t>
+        <w:t xml:space="preserve"/>
       </w:r>
     </w:p>
     <w:p>
-      <w:pPr>
-        <w:spacing w:after="0" w:before="0"/>
-      </w:pPr>
       <w:r>
-        <w:rPr>
-          <w:b w:val="0"/>
-          <w:i w:val="0"/>
-          <w:sz w:val="22"/>
-        </w:rPr>
-        <w:t>(d) Give the medication only when the child complains of pain</w:t>
+        <w:t xml:space="preserve">Question: A client with a urinary catheter is being prepared for removal. The nurse should:</w:t>
       </w:r>
     </w:p>
     <w:p>
-      <w:pPr>
-        <w:spacing w:after="0" w:before="40"/>
-      </w:pPr>
       <w:r>
-        <w:rPr>
-          <w:b/>
-          <w:i w:val="0"/>
-          <w:sz w:val="22"/>
-        </w:rPr>
-        <w:t>Answer: a</w:t>
+        <w:t xml:space="preserve">(a) Instruct the client to breathe deeply during removal</w:t>
       </w:r>
     </w:p>
     <w:p>
-      <w:pPr>
-        <w:spacing w:after="0" w:before="0"/>
-      </w:pPr>
       <w:r>
-        <w:rPr>
-          <w:b w:val="0"/>
-          <w:i w:val="0"/>
-          <w:sz w:val="21"/>
-        </w:rPr>
-        <w:t>Solution: Pediatric medication doses are based on weight, and acetaminophen is given every 4-6 hours without exceeding the maximum daily dose, because overdosage causes liver injury; the nurse teaches parents to use the correct measuring device and to avoid combining acetaminophen with other cold medicines that contain it.</w:t>
+        <w:t xml:space="preserve">(b) Pull the catheter out rapidly without explanation</w:t>
       </w:r>
     </w:p>
     <w:p>
-      <w:pPr>
-        <w:spacing w:after="0" w:before="0"/>
-      </w:pPr>
       <w:r>
-        <w:rPr>
-          <w:b w:val="0"/>
-          <w:i w:val="0"/>
-          <w:sz w:val="20"/>
-        </w:rPr>
-        <w:t>Positive Marks: 1</w:t>
+        <w:t xml:space="preserve">(c) Ask the client to strain during removal</w:t>
       </w:r>
     </w:p>
     <w:p>
-      <w:pPr>
-        <w:spacing w:after="160" w:before="0"/>
-      </w:pPr>
       <w:r>
-        <w:rPr>
-          <w:b w:val="0"/>
-          <w:i w:val="0"/>
-          <w:sz w:val="20"/>
-        </w:rPr>
-        <w:t>Negative Marks: 0.25</w:t>
+        <w:t xml:space="preserve">(d) Clamp the catheter for a week before removal</w:t>
       </w:r>
     </w:p>
     <w:p>
-      <w:pPr>
-        <w:spacing w:after="40" w:before="120"/>
-      </w:pPr>
       <w:r>
-        <w:rPr>
-          <w:b w:val="0"/>
-          <w:i w:val="0"/>
-          <w:sz w:val="22"/>
-        </w:rPr>
-        <w:t>Question: Which assessment finding in a 6-month-old infant should be reported to the provider?</w:t>
+        <w:t xml:space="preserve">Answer: a</w:t>
       </w:r>
     </w:p>
     <w:p>
-      <w:pPr>
-        <w:spacing w:after="0" w:before="0"/>
-      </w:pPr>
       <w:r>
-        <w:rPr>
-          <w:b w:val="0"/>
-          <w:i w:val="0"/>
-          <w:sz w:val="22"/>
-        </w:rPr>
-        <w:t>(a) Inability to roll from back to side</w:t>
+        <w:t xml:space="preserve">Solution: The client takes a deep breath and exhales slowly while the catheter is gently withdrawn — this relaxes the sphincter and eases removal. No straining is required.</w:t>
       </w:r>
     </w:p>
     <w:p>
-      <w:pPr>
-        <w:spacing w:after="0" w:before="0"/>
-      </w:pPr>
       <w:r>
-        <w:rPr>
-          <w:b w:val="0"/>
-          <w:i w:val="0"/>
-          <w:sz w:val="22"/>
-        </w:rPr>
-        <w:t>(b) Sitting with support</w:t>
+        <w:t xml:space="preserve">Positive Marks: 1</w:t>
       </w:r>
     </w:p>
     <w:p>
-      <w:pPr>
-        <w:spacing w:after="0" w:before="0"/>
-      </w:pPr>
       <w:r>
-        <w:rPr>
-          <w:b w:val="0"/>
-          <w:i w:val="0"/>
-          <w:sz w:val="22"/>
-        </w:rPr>
-        <w:t>(c) Responding to sounds with a startle reflex</w:t>
+        <w:t xml:space="preserve">Negative Marks: 0.25</w:t>
       </w:r>
     </w:p>
     <w:p>
-      <w:pPr>
-        <w:spacing w:after="0" w:before="0"/>
-      </w:pPr>
       <w:r>
-        <w:rPr>
-          <w:b w:val="0"/>
-          <w:i w:val="0"/>
-          <w:sz w:val="22"/>
-        </w:rPr>
-        <w:t>(d) Babbling sounds such as ba and ma</w:t>
+        <w:t xml:space="preserve"/>
       </w:r>
     </w:p>
     <w:p>
-      <w:pPr>
-        <w:spacing w:after="0" w:before="40"/>
-      </w:pPr>
       <w:r>
-        <w:rPr>
-          <w:b/>
-          <w:i w:val="0"/>
-          <w:sz w:val="22"/>
-        </w:rPr>
-        <w:t>Answer: a</w:t>
+        <w:t xml:space="preserve">Question: A client is prescribed enoxaparin (Lovenox) subcutaneously for DVT prophylaxis. The nurse should:</w:t>
       </w:r>
     </w:p>
     <w:p>
-      <w:pPr>
-        <w:spacing w:after="0" w:before="0"/>
-      </w:pPr>
       <w:r>
-        <w:rPr>
-          <w:b w:val="0"/>
-          <w:i w:val="0"/>
-          <w:sz w:val="21"/>
-        </w:rPr>
-        <w:t>Solution: By 6 months, most infants can roll from back to stomach or at least from back to side, sit with support, babble, and respond to sounds; inability to roll or lack of social response warrants developmental assessment. A persistent startle reflex past 4-5 months can also indicate a neurologic concern.</w:t>
+        <w:t xml:space="preserve">(a) Inject into the abdomen and not massage the site</w:t>
       </w:r>
     </w:p>
     <w:p>
-      <w:pPr>
-        <w:spacing w:after="0" w:before="0"/>
-      </w:pPr>
       <w:r>
-        <w:rPr>
-          <w:b w:val="0"/>
-          <w:i w:val="0"/>
-          <w:sz w:val="20"/>
-        </w:rPr>
-        <w:t>Positive Marks: 1</w:t>
+        <w:t xml:space="preserve">(b) Inject into the deltoid muscle</w:t>
       </w:r>
     </w:p>
     <w:p>
-      <w:pPr>
-        <w:spacing w:after="160" w:before="0"/>
-      </w:pPr>
       <w:r>
-        <w:rPr>
-          <w:b w:val="0"/>
-          <w:i w:val="0"/>
-          <w:sz w:val="20"/>
-        </w:rPr>
-        <w:t>Negative Marks: 0.25</w:t>
+        <w:t xml:space="preserve">(c) Massage the site after injection</w:t>
       </w:r>
     </w:p>
     <w:p>
-      <w:pPr>
-        <w:spacing w:after="40" w:before="120"/>
-      </w:pPr>
       <w:r>
-        <w:rPr>
-          <w:b w:val="0"/>
-          <w:i w:val="0"/>
-          <w:sz w:val="22"/>
-        </w:rPr>
-        <w:t>Question: A child with acute gastroenteritis and signs of mild dehydration is prescribed oral rehydration solution. Which instruction is correct?</w:t>
+        <w:t xml:space="preserve">(d) Aspirate before injecting</w:t>
       </w:r>
     </w:p>
     <w:p>
-      <w:pPr>
-        <w:spacing w:after="0" w:before="0"/>
-      </w:pPr>
       <w:r>
-        <w:rPr>
-          <w:b w:val="0"/>
-          <w:i w:val="0"/>
-          <w:sz w:val="22"/>
-        </w:rPr>
-        <w:t>(a) Give the ORS in small, frequent amounts and continue breastfeeding or regular feeding</w:t>
+        <w:t xml:space="preserve">Answer: a</w:t>
       </w:r>
     </w:p>
     <w:p>
-      <w:pPr>
-        <w:spacing w:after="0" w:before="0"/>
-      </w:pPr>
       <w:r>
-        <w:rPr>
-          <w:b w:val="0"/>
-          <w:i w:val="0"/>
-          <w:sz w:val="22"/>
-        </w:rPr>
-        <w:t>(b) Give only plain water until the diarrhea stops</w:t>
+        <w:t xml:space="preserve">Solution: Enoxaparin is given subcutaneously in the abdomen (alternating sides), and the site is not massaged to prevent bruising. Aspiration is not recommended for subcutaneous anticoagulants.</w:t>
       </w:r>
     </w:p>
     <w:p>
-      <w:pPr>
-        <w:spacing w:after="0" w:before="0"/>
-      </w:pPr>
       <w:r>
-        <w:rPr>
-          <w:b w:val="0"/>
-          <w:i w:val="0"/>
-          <w:sz w:val="22"/>
-        </w:rPr>
-        <w:t>(c) Dilute the ORS with extra water to make it taste better</w:t>
+        <w:t xml:space="preserve">Positive Marks: 1</w:t>
       </w:r>
     </w:p>
     <w:p>
-      <w:pPr>
-        <w:spacing w:after="0" w:before="0"/>
-      </w:pPr>
       <w:r>
-        <w:rPr>
-          <w:b w:val="0"/>
-          <w:i w:val="0"/>
-          <w:sz w:val="22"/>
-        </w:rPr>
-        <w:t>(d) Stop all fluids for 6 hours to rest the bowel</w:t>
+        <w:t xml:space="preserve">Negative Marks: 0.25</w:t>
       </w:r>
     </w:p>
     <w:p>
-      <w:pPr>
-        <w:spacing w:after="0" w:before="40"/>
-      </w:pPr>
       <w:r>
-        <w:rPr>
-          <w:b/>
-          <w:i w:val="0"/>
-          <w:sz w:val="22"/>
-        </w:rPr>
-        <w:t>Answer: a</w:t>
+        <w:t xml:space="preserve"/>
       </w:r>
     </w:p>
     <w:p>
-      <w:pPr>
-        <w:spacing w:after="0" w:before="0"/>
-      </w:pPr>
       <w:r>
-        <w:rPr>
-          <w:b w:val="0"/>
-          <w:i w:val="0"/>
-          <w:sz w:val="21"/>
-        </w:rPr>
-        <w:t>Solution: For mild dehydration, oral rehydration solution is given in small, frequent sips, and breastfeeding and regular feeding are continued to maintain nutrition; plain water lacks the electrolytes and glucose needed, diluting ORS reduces its effectiveness, and withholding fluids worsens dehydration.</w:t>
+        <w:t xml:space="preserve">Question: A client with chronic obstructive pulmonary disease has an oxygen saturation of 89%. The nurse should:</w:t>
       </w:r>
     </w:p>
     <w:p>
-      <w:pPr>
-        <w:spacing w:after="0" w:before="0"/>
-      </w:pPr>
       <w:r>
-        <w:rPr>
-          <w:b w:val="0"/>
-          <w:i w:val="0"/>
-          <w:sz w:val="20"/>
-        </w:rPr>
-        <w:t>Positive Marks: 1</w:t>
+        <w:t xml:space="preserve">(a) Document and reassess; this may be acceptable for this client</w:t>
       </w:r>
     </w:p>
     <w:p>
-      <w:pPr>
-        <w:spacing w:after="160" w:before="0"/>
-      </w:pPr>
       <w:r>
-        <w:rPr>
-          <w:b w:val="0"/>
-          <w:i w:val="0"/>
-          <w:sz w:val="20"/>
-        </w:rPr>
-        <w:t>Negative Marks: 0.25</w:t>
+        <w:t xml:space="preserve">(b) Immediately increase oxygen to 10 L/min</w:t>
       </w:r>
     </w:p>
     <w:p>
-      <w:pPr>
-        <w:spacing w:after="40" w:before="120"/>
-      </w:pPr>
       <w:r>
-        <w:rPr>
-          <w:b w:val="0"/>
-          <w:i w:val="0"/>
-          <w:sz w:val="22"/>
-        </w:rPr>
-        <w:t>Question: In a community health survey, the nurse collects information from a sample of households and calculates that 15% of children under five are underweight. Which type of data is this?</w:t>
+        <w:t xml:space="preserve">(c) Place the client in a prone position</w:t>
       </w:r>
     </w:p>
     <w:p>
-      <w:pPr>
-        <w:spacing w:after="0" w:before="0"/>
-      </w:pPr>
       <w:r>
-        <w:rPr>
-          <w:b w:val="0"/>
-          <w:i w:val="0"/>
-          <w:sz w:val="22"/>
-        </w:rPr>
-        <w:t>(a) Primary data collected by the nurse through direct measurement</w:t>
+        <w:t xml:space="preserve">(d) Restrict all oxygen</w:t>
       </w:r>
     </w:p>
     <w:p>
-      <w:pPr>
-        <w:spacing w:after="0" w:before="0"/>
-      </w:pPr>
       <w:r>
-        <w:rPr>
-          <w:b w:val="0"/>
-          <w:i w:val="0"/>
-          <w:sz w:val="22"/>
-        </w:rPr>
-        <w:t>(b) Secondary data obtained from hospital records</w:t>
+        <w:t xml:space="preserve">Answer: a</w:t>
       </w:r>
     </w:p>
     <w:p>
-      <w:pPr>
-        <w:spacing w:after="0" w:before="0"/>
-      </w:pPr>
       <w:r>
-        <w:rPr>
-          <w:b w:val="0"/>
-          <w:i w:val="0"/>
-          <w:sz w:val="22"/>
-        </w:rPr>
-        <w:t>(c) Qualitative data describing feelings</w:t>
+        <w:t xml:space="preserve">Solution: For clients with COPD who retain CO2, the target SpO2 is often 88–92% to avoid suppressing the hypoxic drive. The nurse follows the prescribed oxygen titration order.</w:t>
       </w:r>
     </w:p>
     <w:p>
-      <w:pPr>
-        <w:spacing w:after="0" w:before="0"/>
-      </w:pPr>
       <w:r>
-        <w:rPr>
-          <w:b w:val="0"/>
-          <w:i w:val="0"/>
-          <w:sz w:val="22"/>
-        </w:rPr>
-        <w:t>(d) Anecdotal data from community leaders</w:t>
+        <w:t xml:space="preserve">Positive Marks: 1</w:t>
       </w:r>
     </w:p>
     <w:p>
-      <w:pPr>
-        <w:spacing w:after="0" w:before="40"/>
-      </w:pPr>
       <w:r>
-        <w:rPr>
-          <w:b/>
-          <w:i w:val="0"/>
-          <w:sz w:val="22"/>
-        </w:rPr>
-        <w:t>Answer: a</w:t>
+        <w:t xml:space="preserve">Negative Marks: 0.25</w:t>
       </w:r>
     </w:p>
     <w:p>
-      <w:pPr>
-        <w:spacing w:after="0" w:before="0"/>
-      </w:pPr>
       <w:r>
-        <w:rPr>
-          <w:b w:val="0"/>
-          <w:i w:val="0"/>
-          <w:sz w:val="21"/>
-        </w:rPr>
-        <w:t>Solution: Primary data are collected first-hand by the investigator for the specific purpose of the study, such as measuring children's weights in a survey; secondary data are already collected by others, qualitative data describe qualities rather than numbers, and anecdotal data are unsystematic reports.</w:t>
+        <w:t xml:space="preserve"/>
       </w:r>
     </w:p>
     <w:p>
-      <w:pPr>
-        <w:spacing w:after="0" w:before="0"/>
-      </w:pPr>
       <w:r>
-        <w:rPr>
-          <w:b w:val="0"/>
-          <w:i w:val="0"/>
-          <w:sz w:val="20"/>
-        </w:rPr>
-        <w:t>Positive Marks: 1</w:t>
+        <w:t xml:space="preserve">Question: The nurse is caring for a client with a wound that is healing by secondary intention. The nurse understands that this type of healing:</w:t>
       </w:r>
     </w:p>
     <w:p>
-      <w:pPr>
-        <w:spacing w:after="160" w:before="0"/>
-      </w:pPr>
       <w:r>
-        <w:rPr>
-          <w:b w:val="0"/>
-          <w:i w:val="0"/>
-          <w:sz w:val="20"/>
-        </w:rPr>
-        <w:t>Negative Marks: 0.25</w:t>
+        <w:t xml:space="preserve">(a) Leaves a larger scar because the wound is left open to granulate</w:t>
       </w:r>
     </w:p>
     <w:p>
-      <w:pPr>
-        <w:spacing w:after="40" w:before="120"/>
-      </w:pPr>
       <w:r>
-        <w:rPr>
-          <w:b w:val="0"/>
-          <w:i w:val="0"/>
-          <w:sz w:val="22"/>
-        </w:rPr>
-        <w:t>Question: Which vaccine is given to a child at birth under the national immunization schedule?</w:t>
+        <w:t xml:space="preserve">(b) Occurs when wound edges are approximated with sutures</w:t>
       </w:r>
     </w:p>
     <w:p>
-      <w:pPr>
-        <w:spacing w:after="0" w:before="0"/>
-      </w:pPr>
       <w:r>
-        <w:rPr>
-          <w:b w:val="0"/>
-          <w:i w:val="0"/>
-          <w:sz w:val="22"/>
-        </w:rPr>
-        <w:t>(a) BCG, hepatitis B, and oral polio vaccine</w:t>
+        <w:t xml:space="preserve">(c) Produces no scar</w:t>
       </w:r>
     </w:p>
     <w:p>
-      <w:pPr>
-        <w:spacing w:after="0" w:before="0"/>
-      </w:pPr>
       <w:r>
-        <w:rPr>
-          <w:b w:val="0"/>
-          <w:i w:val="0"/>
-          <w:sz w:val="22"/>
-        </w:rPr>
-        <w:t>(b) MMR and DPT</w:t>
+        <w:t xml:space="preserve">(d) Is faster than primary intention</w:t>
       </w:r>
     </w:p>
     <w:p>
-      <w:pPr>
-        <w:spacing w:after="0" w:before="0"/>
-      </w:pPr>
       <w:r>
-        <w:rPr>
-          <w:b w:val="0"/>
-          <w:i w:val="0"/>
-          <w:sz w:val="22"/>
-        </w:rPr>
-        <w:t>(c) Typhoid and cholera vaccines</w:t>
+        <w:t xml:space="preserve">Answer: a</w:t>
       </w:r>
     </w:p>
     <w:p>
-      <w:pPr>
-        <w:spacing w:after="0" w:before="0"/>
-      </w:pPr>
       <w:r>
-        <w:rPr>
-          <w:b w:val="0"/>
-          <w:i w:val="0"/>
-          <w:sz w:val="22"/>
-        </w:rPr>
-        <w:t>(d) Influenza vaccine</w:t>
+        <w:t xml:space="preserve">Solution: Secondary intention healing occurs when a wound is left open and fills with granulation tissue, resulting in a larger scar and a longer healing time. Primary intention involves approximated edges.</w:t>
       </w:r>
     </w:p>
     <w:p>
-      <w:pPr>
-        <w:spacing w:after="0" w:before="40"/>
-      </w:pPr>
       <w:r>
-        <w:rPr>
-          <w:b/>
-          <w:i w:val="0"/>
-          <w:sz w:val="22"/>
-        </w:rPr>
-        <w:t>Answer: a</w:t>
+        <w:t xml:space="preserve">Positive Marks: 1</w:t>
       </w:r>
     </w:p>
     <w:p>
-      <w:pPr>
-        <w:spacing w:after="0" w:before="0"/>
-      </w:pPr>
       <w:r>
-        <w:rPr>
-          <w:b w:val="0"/>
-          <w:i w:val="0"/>
-          <w:sz w:val="21"/>
-        </w:rPr>
-        <w:t>Solution: At birth, the national immunization schedule provides BCG, the first dose of hepatitis B, and oral polio vaccine (OPV-0); MMR is given at 9-12 months, DPT starts at 6 weeks, and typhoid, cholera, and influenza are not birth vaccines.</w:t>
+        <w:t xml:space="preserve">Negative Marks: 0.25</w:t>
       </w:r>
     </w:p>
     <w:p>
-      <w:pPr>
-        <w:spacing w:after="0" w:before="0"/>
-      </w:pPr>
       <w:r>
-        <w:rPr>
-          <w:b w:val="0"/>
-          <w:i w:val="0"/>
-          <w:sz w:val="20"/>
-        </w:rPr>
-        <w:t>Positive Marks: 1</w:t>
+        <w:t xml:space="preserve"/>
       </w:r>
     </w:p>
     <w:p>
-      <w:pPr>
-        <w:spacing w:after="160" w:before="0"/>
-      </w:pPr>
       <w:r>
-        <w:rPr>
-          <w:b w:val="0"/>
-          <w:i w:val="0"/>
-          <w:sz w:val="20"/>
-        </w:rPr>
-        <w:t>Negative Marks: 0.25</w:t>
+        <w:t xml:space="preserve">Question: A client with type 1 diabetes is scheduled for surgery in the morning. The nurse should:</w:t>
+      </w:r>
+    </w:p>
+    <w:p>
+      <w:r>
+        <w:t xml:space="preserve">(a) Verify the plan for insulin dosing and blood glucose monitoring with the physician</w:t>
+      </w:r>
+    </w:p>
+    <w:p>
+      <w:r>
+        <w:t xml:space="preserve">(b) Withhold all insulin without consulting anyone</w:t>
+      </w:r>
+    </w:p>
+    <w:p>
+      <w:r>
+        <w:t xml:space="preserve">(c) Give the full usual dose of insulin without food</w:t>
+      </w:r>
+    </w:p>
+    <w:p>
+      <w:r>
+        <w:t xml:space="preserve">(d) Encourage a large breakfast before surgery</w:t>
+      </w:r>
+    </w:p>
+    <w:p>
+      <w:r>
+        <w:t xml:space="preserve">Answer: a</w:t>
+      </w:r>
+    </w:p>
+    <w:p>
+      <w:r>
+        <w:t xml:space="preserve">Solution: Perioperative insulin management is individualized: the physician's orders for insulin (often a reduced dose) and glucose monitoring are verified. The client remains NPO.</w:t>
+      </w:r>
+    </w:p>
+    <w:p>
+      <w:r>
+        <w:t xml:space="preserve">Positive Marks: 1</w:t>
+      </w:r>
+    </w:p>
+    <w:p>
+      <w:r>
+        <w:t xml:space="preserve">Negative Marks: 0.25</w:t>
+      </w:r>
+    </w:p>
+    <w:p>
+      <w:r>
+        <w:t xml:space="preserve"/>
+      </w:r>
+    </w:p>
+    <w:p>
+      <w:r>
+        <w:t xml:space="preserve">Question: A client is admitted with a diagnosis of hypothyroidism. The nurse should expect to find:</w:t>
+      </w:r>
+    </w:p>
+    <w:p>
+      <w:r>
+        <w:t xml:space="preserve">(a) Lethargy, cold intolerance, and constipation</w:t>
+      </w:r>
+    </w:p>
+    <w:p>
+      <w:r>
+        <w:t xml:space="preserve">(b) Heat intolerance and diarrhea</w:t>
+      </w:r>
+    </w:p>
+    <w:p>
+      <w:r>
+        <w:t xml:space="preserve">(c) Exophthalmos</w:t>
+      </w:r>
+    </w:p>
+    <w:p>
+      <w:r>
+        <w:t xml:space="preserve">(d) Tremors and weight loss</w:t>
+      </w:r>
+    </w:p>
+    <w:p>
+      <w:r>
+        <w:t xml:space="preserve">Answer: a</w:t>
+      </w:r>
+    </w:p>
+    <w:p>
+      <w:r>
+        <w:t xml:space="preserve">Solution: Hypothyroidism slows metabolism, causing lethargy, cold intolerance, constipation, weight gain, and dry skin. Heat intolerance, tremors, exophthalmos, and weight loss indicate hyperthyroidism.</w:t>
+      </w:r>
+    </w:p>
+    <w:p>
+      <w:r>
+        <w:t xml:space="preserve">Positive Marks: 1</w:t>
+      </w:r>
+    </w:p>
+    <w:p>
+      <w:r>
+        <w:t xml:space="preserve">Negative Marks: 0.25</w:t>
       </w:r>
     </w:p>
     <w:sectPr>
       <w:pgSz w:w="12240" w:h="15840"/>
-      <w:pgMar w:top="864" w:right="1008" w:bottom="864" w:left="1008" w:header="720" w:footer="720" w:gutter="0"/>
+      <w:pgMar w:top="1440" w:right="1800" w:bottom="1440" w:left="1800" w:header="720" w:footer="720" w:gutter="0"/>
       <w:cols w:space="720"/>
       <w:docGrid w:linePitch="360"/>
     </w:sectPr>
@@ -2715,10 +1365,6 @@
     <w:name w:val="Normal"/>
     <w:qFormat/>
     <w:rsid w:val="00FC693F"/>
-    <w:rPr>
-      <w:rFonts w:ascii="Calibri" w:hAnsi="Calibri"/>
-      <w:sz w:val="22"/>
-    </w:rPr>
   </w:style>
   <w:style w:type="paragraph" w:styleId="Header">
     <w:name w:val="header"/>
